--- a/india-ageing-atlas/submission_assets/IJMR_HEALTH_ECONOMICS_ELDERLY_2026-06-26/supplementary_IJMR.docx
+++ b/india-ageing-atlas/submission_assets/IJMR_HEALTH_ECONOMICS_ELDERLY_2026-06-26/supplementary_IJMR.docx
@@ -557,7 +557,7 @@
               <w:jc w:val="right"/>
             </w:pPr>
             <w:r>
-              <w:t xml:space="preserve">1536</w:t>
+              <w:t xml:space="preserve">1533</w:t>
             </w:r>
           </w:p>
         </w:tc>
@@ -857,7 +857,7 @@
               <w:jc w:val="right"/>
             </w:pPr>
             <w:r>
-              <w:t xml:space="preserve">1002</w:t>
+              <w:t xml:space="preserve">1001</w:t>
             </w:r>
           </w:p>
         </w:tc>
@@ -1107,7 +1107,7 @@
               <w:jc w:val="right"/>
             </w:pPr>
             <w:r>
-              <w:t xml:space="preserve">1100</w:t>
+              <w:t xml:space="preserve">1099</w:t>
             </w:r>
           </w:p>
         </w:tc>
@@ -1357,7 +1357,7 @@
               <w:jc w:val="right"/>
             </w:pPr>
             <w:r>
-              <w:t xml:space="preserve">1074</w:t>
+              <w:t xml:space="preserve">1071</w:t>
             </w:r>
           </w:p>
         </w:tc>
@@ -1507,7 +1507,7 @@
               <w:jc w:val="right"/>
             </w:pPr>
             <w:r>
-              <w:t xml:space="preserve">1533</w:t>
+              <w:t xml:space="preserve">1523</w:t>
             </w:r>
           </w:p>
         </w:tc>
@@ -1557,7 +1557,7 @@
               <w:jc w:val="right"/>
             </w:pPr>
             <w:r>
-              <w:t xml:space="preserve">493</w:t>
+              <w:t xml:space="preserve">492</w:t>
             </w:r>
           </w:p>
         </w:tc>
@@ -1807,7 +1807,7 @@
               <w:jc w:val="right"/>
             </w:pPr>
             <w:r>
-              <w:t xml:space="preserve">639</w:t>
+              <w:t xml:space="preserve">638</w:t>
             </w:r>
           </w:p>
         </w:tc>
@@ -1957,7 +1957,7 @@
               <w:jc w:val="right"/>
             </w:pPr>
             <w:r>
-              <w:t xml:space="preserve">992</w:t>
+              <w:t xml:space="preserve">989</w:t>
             </w:r>
           </w:p>
         </w:tc>
@@ -2007,7 +2007,7 @@
               <w:jc w:val="right"/>
             </w:pPr>
             <w:r>
-              <w:t xml:space="preserve">779</w:t>
+              <w:t xml:space="preserve">778</w:t>
             </w:r>
           </w:p>
         </w:tc>
@@ -2057,7 +2057,7 @@
               <w:jc w:val="right"/>
             </w:pPr>
             <w:r>
-              <w:t xml:space="preserve">601</w:t>
+              <w:t xml:space="preserve">599</w:t>
             </w:r>
           </w:p>
         </w:tc>
@@ -2157,7 +2157,7 @@
               <w:jc w:val="right"/>
             </w:pPr>
             <w:r>
-              <w:t xml:space="preserve">433</w:t>
+              <w:t xml:space="preserve">431</w:t>
             </w:r>
           </w:p>
         </w:tc>

--- a/india-ageing-atlas/submission_assets/IJMR_HEALTH_ECONOMICS_ELDERLY_2026-06-26/supplementary_IJMR.docx
+++ b/india-ageing-atlas/submission_assets/IJMR_HEALTH_ECONOMICS_ELDERLY_2026-06-26/supplementary_IJMR.docx
@@ -2,7 +2,7 @@
 <file path=word/document.xml><?xml version="1.0" encoding="utf-8"?>
 <w:document xmlns:w="http://schemas.openxmlformats.org/wordprocessingml/2006/main" xmlns:m="http://schemas.openxmlformats.org/officeDocument/2006/math" xmlns:r="http://schemas.openxmlformats.org/officeDocument/2006/relationships" xmlns:o="urn:schemas-microsoft-com:office:office" xmlns:v="urn:schemas-microsoft-com:vml" xmlns:w10="urn:schemas-microsoft-com:office:word" xmlns:a="http://schemas.openxmlformats.org/drawingml/2006/main" xmlns:pic="http://schemas.openxmlformats.org/drawingml/2006/picture" xmlns:wp="http://schemas.openxmlformats.org/drawingml/2006/wordprocessingDrawing">
   <w:body>
-    <w:bookmarkStart w:id="17" w:name="supplementary-material"/>
+    <w:bookmarkStart w:id="23" w:name="supplementary-material"/>
     <w:p>
       <w:pPr>
         <w:pStyle w:val="Heading1"/>
@@ -3709,13 +3709,13 @@
       </w:r>
     </w:p>
     <w:bookmarkEnd w:id="15"/>
-    <w:bookmarkStart w:id="16" w:name="supplementary-figure-legends"/>
+    <w:bookmarkStart w:id="22" w:name="supplementary-figures"/>
     <w:p>
       <w:pPr>
         <w:pStyle w:val="Heading2"/>
       </w:pPr>
       <w:r>
-        <w:t xml:space="preserve">Supplementary figure legends</w:t>
+        <w:t xml:space="preserve">Supplementary figures</w:t>
       </w:r>
     </w:p>
     <w:p>
@@ -3723,7 +3723,72 @@
         <w:pStyle w:val="FirstParagraph"/>
       </w:pPr>
       <w:r>
-        <w:t xml:space="preserve">Supplementary Figure S1. Concentration curve for catastrophic spending (&gt;40% of capacity to pay) against cumulative population ranked by per-capita consumption. The curve lies below the line of equality, indicating mild concentration among better-off households (concentration index +0.090).</w:t>
+        <w:rPr>
+          <w:b/>
+          <w:bCs/>
+        </w:rPr>
+        <w:t xml:space="preserve">Supplementary Figure S1.</w:t>
+      </w:r>
+      <w:r>
+        <w:t xml:space="preserve"> </w:t>
+      </w:r>
+      <w:r>
+        <w:t xml:space="preserve">Concentration curve for catastrophic spending (&gt;40% of capacity to pay) against cumulative population ranked by per-capita consumption. The curve lies below the line of equality, indicating mild concentration among better-off households (concentration index +0.090).</w:t>
+      </w:r>
+    </w:p>
+    <w:p>
+      <w:pPr>
+        <w:pStyle w:val="CaptionedFigure"/>
+      </w:pPr>
+      <w:r>
+        <w:drawing>
+          <wp:inline>
+            <wp:extent cx="5334000" cy="4882728"/>
+            <wp:effectExtent b="0" l="0" r="0" t="0"/>
+            <wp:docPr descr="Supplementary Figure S1" title="" id="17" name="Picture"/>
+            <a:graphic>
+              <a:graphicData uri="http://schemas.openxmlformats.org/drawingml/2006/picture">
+                <pic:pic>
+                  <pic:nvPicPr>
+                    <pic:cNvPr descr="figures/Figure_S1.png" id="18" name="Picture"/>
+                    <pic:cNvPicPr>
+                      <a:picLocks noChangeArrowheads="1" noChangeAspect="1"/>
+                    </pic:cNvPicPr>
+                  </pic:nvPicPr>
+                  <pic:blipFill>
+                    <a:blip r:embed="rId16"/>
+                    <a:stretch>
+                      <a:fillRect/>
+                    </a:stretch>
+                  </pic:blipFill>
+                  <pic:spPr bwMode="auto">
+                    <a:xfrm>
+                      <a:off x="0" y="0"/>
+                      <a:ext cx="5334000" cy="4882728"/>
+                    </a:xfrm>
+                    <a:prstGeom prst="rect">
+                      <a:avLst/>
+                    </a:prstGeom>
+                    <a:noFill/>
+                    <a:ln w="9525">
+                      <a:noFill/>
+                      <a:headEnd/>
+                      <a:tailEnd/>
+                    </a:ln>
+                  </pic:spPr>
+                </pic:pic>
+              </a:graphicData>
+            </a:graphic>
+          </wp:inline>
+        </w:drawing>
+      </w:r>
+    </w:p>
+    <w:p>
+      <w:pPr>
+        <w:pStyle w:val="ImageCaption"/>
+      </w:pPr>
+      <w:r>
+        <w:t xml:space="preserve">Supplementary Figure S1</w:t>
       </w:r>
     </w:p>
     <w:p>
@@ -3731,11 +3796,76 @@
         <w:pStyle w:val="BodyText"/>
       </w:pPr>
       <w:r>
-        <w:t xml:space="preserve">Supplementary Figure S2. The economic value of unpaid family caregiving for older adults: percentage receiving care, mean weekly hours, value per recipient and national annual value (replacement-cost method, base-case wage).</w:t>
+        <w:rPr>
+          <w:b/>
+          <w:bCs/>
+        </w:rPr>
+        <w:t xml:space="preserve">Supplementary Figure S2.</w:t>
+      </w:r>
+      <w:r>
+        <w:t xml:space="preserve"> </w:t>
+      </w:r>
+      <w:r>
+        <w:t xml:space="preserve">The economic value of unpaid family caregiving for older adults: percentage receiving care, mean weekly hours, value per recipient and national annual value (replacement-cost method, base-case wage).</w:t>
       </w:r>
     </w:p>
-    <w:bookmarkEnd w:id="16"/>
-    <w:bookmarkEnd w:id="17"/>
+    <w:p>
+      <w:pPr>
+        <w:pStyle w:val="CaptionedFigure"/>
+      </w:pPr>
+      <w:r>
+        <w:drawing>
+          <wp:inline>
+            <wp:extent cx="5334000" cy="4486632"/>
+            <wp:effectExtent b="0" l="0" r="0" t="0"/>
+            <wp:docPr descr="Supplementary Figure S2" title="" id="20" name="Picture"/>
+            <a:graphic>
+              <a:graphicData uri="http://schemas.openxmlformats.org/drawingml/2006/picture">
+                <pic:pic>
+                  <pic:nvPicPr>
+                    <pic:cNvPr descr="figures/Figure_S2.png" id="21" name="Picture"/>
+                    <pic:cNvPicPr>
+                      <a:picLocks noChangeArrowheads="1" noChangeAspect="1"/>
+                    </pic:cNvPicPr>
+                  </pic:nvPicPr>
+                  <pic:blipFill>
+                    <a:blip r:embed="rId19"/>
+                    <a:stretch>
+                      <a:fillRect/>
+                    </a:stretch>
+                  </pic:blipFill>
+                  <pic:spPr bwMode="auto">
+                    <a:xfrm>
+                      <a:off x="0" y="0"/>
+                      <a:ext cx="5334000" cy="4486632"/>
+                    </a:xfrm>
+                    <a:prstGeom prst="rect">
+                      <a:avLst/>
+                    </a:prstGeom>
+                    <a:noFill/>
+                    <a:ln w="9525">
+                      <a:noFill/>
+                      <a:headEnd/>
+                      <a:tailEnd/>
+                    </a:ln>
+                  </pic:spPr>
+                </pic:pic>
+              </a:graphicData>
+            </a:graphic>
+          </wp:inline>
+        </w:drawing>
+      </w:r>
+    </w:p>
+    <w:p>
+      <w:pPr>
+        <w:pStyle w:val="ImageCaption"/>
+      </w:pPr>
+      <w:r>
+        <w:t xml:space="preserve">Supplementary Figure S2</w:t>
+      </w:r>
+    </w:p>
+    <w:bookmarkEnd w:id="22"/>
+    <w:bookmarkEnd w:id="23"/>
     <w:sectPr>
       <w:footnotePr>
         <w:numRestart w:val="eachSect"/>
